--- a/History/chapters/36 - Something Might Be Watching.docx
+++ b/History/chapters/36 - Something Might Be Watching.docx
@@ -74,7 +74,7 @@
         <w:spacing w:after="200"/>
       </w:pPr>
       <w:r>
-        <w:t xml:space="preserve">Frank Drake convened the field's first conference at the Green Bank Observatory in 1961, a meeting of a handful of scientists that included a young Carl Sagan, who went on to help design the Voyager Golden Record, a phonograph disc carrying images, sounds, and greetings in fifty-five languages, launched into interstellar space in 1977 on the chance that someone, eventually, might play it.</w:t>
+        <w:t xml:space="preserve">Frank Drake convened the field's first conference at the Green Bank Observatory in 1961, a meeting of a handful of scientists that included a young Carl Sagan, who went on to help design the Voyager Golden Record, a phonograph disc carrying images, sounds, and greetings in fifty-five languages, launched into interstellar space in 1977 on the chance that someone, eventually, might play it. The search is a Cold War child in more than just timing: Drake's and Sagan's generation of scientists came of age funding radio astronomy alongside the missile-tracking and satellite programs covered elsewhere in this book, and some of the same government dollars and dishes did double duty listening for Soviet hardware and for anyone else's.</w:t>
       </w:r>
     </w:p>
     <w:p>
@@ -90,7 +90,7 @@
         <w:spacing w:after="200"/>
       </w:pPr>
       <w:r>
-        <w:t xml:space="preserve">A separate, noisier strand of the same hope produced ancient-astronaut claims, popularized by Erich von Däniken's 1968 book proposing that extraterrestrial visitors explain ancient monuments and mythology. Mainstream archaeology rejects this comprehensively: the pyramids, Stonehenge, and the Nazca lines all have well-documented human construction methods and timelines, understood without any assistance from off-world engineers.</w:t>
+        <w:t xml:space="preserve">A separate, noisier strand of the same hope produced ancient-astronaut claims, popularized by Erich von Däniken's 1968 book proposing that extraterrestrial visitors explain ancient monuments and mythology. Mainstream archaeology rejects this comprehensively: the pyramids, credited earlier in this book to the Egyptian builders who actually raised them, along with Stonehenge and the Nazca lines, all have well-documented human construction methods and timelines, understood without any assistance from off-world engineers.</w:t>
       </w:r>
     </w:p>
     <w:p>

--- a/History/chapters/36 - Something Might Be Watching.docx
+++ b/History/chapters/36 - Something Might Be Watching.docx
@@ -58,7 +58,7 @@
         <w:spacing w:after="200"/>
       </w:pPr>
       <w:r>
-        <w:t xml:space="preserve">In October 2017, astronomers spotted the first confirmed object from outside the solar system passing through it: an elongated, tumbling body nicknamed 'Oumuamua, Hawaiian for scout. Its unusual shape and a small, unexplained acceleration as it left the inner solar system prompted at least one Harvard astronomer to propose, in earnest, that it might be an artificial probe; most astronomers attribute the acceleration to outgassing from ices too faint to detect directly. The particulars remain genuinely debated. The object has not moved, in any scientific consensus, from natural to artificial.</w:t>
+        <w:t xml:space="preserve">In October 2017, astronomers spotted the first confirmed object from outside the solar system passing through it (two more have turned up since, the comet Borisov in 2019 and 3I/ATLAS in 2025): an elongated, tumbling body nicknamed 'Oumuamua, Hawaiian for scout. Its unusual shape and a small, unexplained acceleration as it left the inner solar system prompted at least one Harvard astronomer to propose, in earnest, that it might be an artificial probe; most astronomers attribute the acceleration to outgassing from ices too faint to detect directly. The particulars remain genuinely debated. The object has not moved, in any scientific consensus, from natural to artificial.</w:t>
       </w:r>
     </w:p>
     <w:p>
